--- a/lessions/0012_1.docx
+++ b/lessions/0012_1.docx
@@ -326,7 +326,13 @@
         <w:ind w:left="-990"/>
       </w:pPr>
       <w:r>
-        <w:t>She is writing a letter -&gt; Cô ấy đang viết thư</w:t>
+        <w:t>She is writing a letter -&gt; Cô ấy đang</w:t>
+      </w:r>
+      <w:r>
+        <w:t xml:space="preserve"> viết một lá</w:t>
+      </w:r>
+      <w:r>
+        <w:t xml:space="preserve"> thư</w:t>
       </w:r>
     </w:p>
     <w:p>
@@ -752,7 +758,13 @@
         <w:ind w:left="-990"/>
       </w:pPr>
       <w:r>
-        <w:t>Động tư phải thêm ing</w:t>
+        <w:t>Động t</w:t>
+      </w:r>
+      <w:r>
+        <w:t>ừ</w:t>
+      </w:r>
+      <w:r>
+        <w:t xml:space="preserve"> phải thêm ing</w:t>
       </w:r>
     </w:p>
     <w:p>
